--- a/Demo3分鐘講稿_20260519.docx
+++ b/Demo3分鐘講稿_20260519.docx
@@ -1355,7 +1355,7 @@
                 <w:sz w:val="18"/>
                 <w:szCs w:val="18"/>
               </w:rPr>
-              <w:t xml:space="preserve">「總結：同一套 App、9 種角色、跨角色資料即時同步、AI Agent 可代學生執行真實動作。這就是『校園 AI-First』的完整 demo。」</w:t>
+              <w:t xml:space="preserve">「總結：同一套 App、9 種角色、跨角色資料即時同步、AI Agent 可代學生執行真實動作。這就是『校園助理』的完整 demo。」</w:t>
             </w:r>
           </w:p>
         </w:tc>
